--- a/Ibid/samples/ibid-demo-docx/EU_Data_Retention_Memo.docx
+++ b/Ibid/samples/ibid-demo-docx/EU_Data_Retention_Memo.docx
@@ -15,7 +15,7 @@
           <w:sz w:val="24"/>
           <w:szCs w:val="24"/>
         </w:rPr>
-        <w:t xml:space="preserve">CABINET DELACROIX &amp; PARTNERS</w:t>
+        <w:t xml:space="preserve">CABINET SPÉCIMEN &amp; ASSOCIÉS (CABINET FICTIF)</w:t>
       </w:r>
     </w:p>
     <w:p>
@@ -46,7 +46,7 @@
           <w:sz w:val="24"/>
           <w:szCs w:val="24"/>
         </w:rPr>
-        <w:t xml:space="preserve">NOTE JURIDIQUE / LEGAL MEMORANDUM</w:t>
+        <w:t xml:space="preserve">NOTE JURIDIQUE / LEGAL MEMORANDUM — DOCUMENT D’EXEMPLE</w:t>
       </w:r>
     </w:p>
     <w:p>
@@ -59,7 +59,7 @@
           <w:sz w:val="22"/>
           <w:szCs w:val="22"/>
         </w:rPr>
-        <w:t xml:space="preserve">À l'attention de : Direction juridique, client confidentiel</w:t>
+        <w:t xml:space="preserve">À l'attention de : Direction juridique (destinataire fictif)</w:t>
       </w:r>
     </w:p>
     <w:p>
@@ -72,7 +72,7 @@
           <w:sz w:val="22"/>
           <w:szCs w:val="22"/>
         </w:rPr>
-        <w:t xml:space="preserve">De : Thomas Delacroix, Avocat au Barreau de Bruxelles</w:t>
+        <w:t xml:space="preserve">De : Me A. Spécimen (nom fictif, personne inexistante)</w:t>
       </w:r>
     </w:p>
     <w:p>
@@ -457,7 +457,7 @@
           <w:sz w:val="24"/>
           <w:szCs w:val="24"/>
         </w:rPr>
-        <w:t xml:space="preserve">Thomas Delacroix</w:t>
+        <w:t xml:space="preserve">Me A. Spécimen</w:t>
       </w:r>
     </w:p>
     <w:p>
@@ -467,7 +467,7 @@
           <w:sz w:val="22"/>
           <w:szCs w:val="22"/>
         </w:rPr>
-        <w:t xml:space="preserve">Avocat associé, Cabinet Delacroix &amp; Partners</w:t>
+        <w:t xml:space="preserve">Avocat associé, Cabinet Spécimen &amp; Associés (fictif)</w:t>
       </w:r>
     </w:p>
     <w:sectPr>
@@ -722,7 +722,7 @@
         <w:sz w:val="18"/>
         <w:szCs w:val="18"/>
       </w:rPr>
-      <w:t xml:space="preserve">Note interne – privilégié et confidentiel</w:t>
+      <w:t xml:space="preserve">Document d’exemple – contenu fictif, aucun contenu client</w:t>
     </w:r>
   </w:p>
 </w:hdr>
